--- a/my-resume.docx
+++ b/my-resume.docx
@@ -22,7 +22,7 @@
       <w:pPr>
         <w:pStyle w:val="FirstParagraph"/>
       </w:pPr>
-      <w:hyperlink r:id="rId20">
+      <w:hyperlink r:id="rId9">
         <w:r>
           <w:rPr>
             <w:rStyle w:val="Hyperlink"/>
@@ -39,7 +39,7 @@
       <w:r>
         <w:t xml:space="preserve"> </w:t>
       </w:r>
-      <w:hyperlink r:id="rId21">
+      <w:hyperlink r:id="rId10">
         <w:r>
           <w:rPr>
             <w:rStyle w:val="Hyperlink"/>
@@ -56,7 +56,7 @@
       <w:r>
         <w:t xml:space="preserve"> </w:t>
       </w:r>
-      <w:hyperlink r:id="rId22">
+      <w:hyperlink r:id="rId11">
         <w:r>
           <w:rPr>
             <w:rStyle w:val="Hyperlink"/>
@@ -73,7 +73,7 @@
       <w:r>
         <w:t xml:space="preserve"> </w:t>
       </w:r>
-      <w:hyperlink r:id="rId23">
+      <w:hyperlink r:id="rId12">
         <w:r>
           <w:rPr>
             <w:rStyle w:val="Hyperlink"/>
@@ -90,7 +90,7 @@
       <w:r>
         <w:t xml:space="preserve"> </w:t>
       </w:r>
-      <w:hyperlink r:id="rId24">
+      <w:hyperlink r:id="rId13">
         <w:r>
           <w:rPr>
             <w:rStyle w:val="Hyperlink"/>
@@ -107,7 +107,7 @@
       <w:r>
         <w:t xml:space="preserve"> </w:t>
       </w:r>
-      <w:hyperlink r:id="rId25">
+      <w:hyperlink r:id="rId14">
         <w:r>
           <w:rPr>
             <w:rStyle w:val="Hyperlink"/>
@@ -134,7 +134,7 @@
         <w:t xml:space="preserve"> </w:t>
       </w:r>
     </w:p>
-    <w:bookmarkStart w:id="27" w:name="section"/>
+    <w:bookmarkStart w:id="16" w:name="X14e8e13261d00c4996c269e1ea63b31e0aaf1ff"/>
     <w:p>
       <w:pPr>
         <w:pStyle w:val="Heading1"/>
@@ -146,7 +146,7 @@
         <w:t xml:space="preserve">Skills</w:t>
       </w:r>
     </w:p>
-    <w:bookmarkStart w:id="26" w:name="skills"/>
+    <w:bookmarkStart w:id="15" w:name="skills"/>
     <w:p>
       <w:pPr>
         <w:pStyle w:val="Compact"/>
@@ -257,9 +257,9 @@
         <w:t xml:space="preserve">going with the flow</w:t>
       </w:r>
     </w:p>
-    <w:bookmarkEnd w:id="26"/>
-    <w:bookmarkEnd w:id="27"/>
-    <w:bookmarkStart w:id="29" w:name="section-1"/>
+    <w:bookmarkEnd w:id="15"/>
+    <w:bookmarkEnd w:id="16"/>
+    <w:bookmarkStart w:id="18" w:name="X4b776b880636ad0b8f5e3b0f140f66e4b5a2023"/>
     <w:p>
       <w:pPr>
         <w:pStyle w:val="Heading1"/>
@@ -271,7 +271,7 @@
         <w:t xml:space="preserve">Professional Experience</w:t>
       </w:r>
     </w:p>
-    <w:bookmarkStart w:id="28" w:name="experience"/>
+    <w:bookmarkStart w:id="17" w:name="experience"/>
     <w:tbl>
       <w:tblPr>
         <w:tblStyle w:val="Table"/>
@@ -368,9 +368,9 @@
         <w:t xml:space="preserve">Assemble ~100 made-to-order baskets underwater each year, with 105% 5-star ratings on our customer feedback portal.</w:t>
       </w:r>
     </w:p>
-    <w:bookmarkEnd w:id="28"/>
-    <w:bookmarkEnd w:id="29"/>
-    <w:bookmarkStart w:id="36" w:name="section-2"/>
+    <w:bookmarkEnd w:id="17"/>
+    <w:bookmarkEnd w:id="18"/>
+    <w:bookmarkStart w:id="25" w:name="X8ff9ab917b35de3f6087b1b30f9b26450c8419c"/>
     <w:p>
       <w:pPr>
         <w:pStyle w:val="Heading1"/>
@@ -382,7 +382,7 @@
         <w:t xml:space="preserve">Education</w:t>
       </w:r>
     </w:p>
-    <w:bookmarkStart w:id="30" w:name="education"/>
+    <w:bookmarkStart w:id="19" w:name="education"/>
     <w:p>
       <w:pPr>
         <w:pStyle w:val="FirstParagraph"/>
@@ -439,8 +439,8 @@
         <w:t xml:space="preserve">University of Awesomeness, Anylocation, US</w:t>
       </w:r>
     </w:p>
-    <w:bookmarkEnd w:id="30"/>
-    <w:bookmarkStart w:id="31" w:name="section-3"/>
+    <w:bookmarkEnd w:id="19"/>
+    <w:bookmarkStart w:id="20" w:name="X07666ca695ff41ae829a83c869956871a57ce1e"/>
     <w:p>
       <w:pPr>
         <w:pStyle w:val="Heading2"/>
@@ -464,8 +464,8 @@
         <w:t xml:space="preserve">Fellow, International Association of Underwater Basket Weavers</w:t>
       </w:r>
     </w:p>
-    <w:bookmarkEnd w:id="31"/>
-    <w:bookmarkStart w:id="35" w:name="section-4"/>
+    <w:bookmarkEnd w:id="20"/>
+    <w:bookmarkStart w:id="24" w:name="X4f18e92641d16381248d49231a032ecd2643a81"/>
     <w:p>
       <w:pPr>
         <w:pStyle w:val="Heading2"/>
@@ -477,7 +477,7 @@
         <w:t xml:space="preserve">Publications and Presentations</w:t>
       </w:r>
     </w:p>
-    <w:bookmarkStart w:id="32" w:name="section-5"/>
+    <w:bookmarkStart w:id="21" w:name="X3b55c7cf906cb52e20f112cd1647f2eef65b23a"/>
     <w:p>
       <w:pPr>
         <w:pStyle w:val="Heading3"/>
@@ -522,8 +522,8 @@
         <w:t xml:space="preserve">Paper 3</w:t>
       </w:r>
     </w:p>
-    <w:bookmarkEnd w:id="32"/>
-    <w:bookmarkStart w:id="33" w:name="section-6"/>
+    <w:bookmarkEnd w:id="21"/>
+    <w:bookmarkStart w:id="22" w:name="X60d9c59146c72e8eb0382f183e7e4a846d1dded"/>
     <w:p>
       <w:pPr>
         <w:pStyle w:val="Heading3"/>
@@ -556,8 +556,8 @@
         <w:t xml:space="preserve">Proceedings 2</w:t>
       </w:r>
     </w:p>
-    <w:bookmarkEnd w:id="33"/>
-    <w:bookmarkStart w:id="34" w:name="section-7"/>
+    <w:bookmarkEnd w:id="22"/>
+    <w:bookmarkStart w:id="23" w:name="X6146d93f65d62121ca266829d56b8c96628b04b"/>
     <w:p>
       <w:pPr>
         <w:pStyle w:val="Heading3"/>
@@ -578,9 +578,9 @@
         <w:t xml:space="preserve">Tech Report 1</w:t>
       </w:r>
     </w:p>
-    <w:bookmarkEnd w:id="34"/>
-    <w:bookmarkEnd w:id="35"/>
-    <w:bookmarkEnd w:id="36"/>
+    <w:bookmarkEnd w:id="23"/>
+    <w:bookmarkEnd w:id="24"/>
+    <w:bookmarkEnd w:id="25"/>
     <w:sectPr>
       <w:footnotePr>
         <w:numRestart w:val="eachSect"/>
@@ -832,10 +832,10 @@
   <w:docDefaults>
     <w:rPrDefault>
       <w:rPr>
-        <w:rFonts w:asciiTheme="minorHAnsi" w:cstheme="minorBidi" w:eastAsiaTheme="minorHAnsi" w:hAnsiTheme="minorHAnsi"/>
+        <w:rFonts w:asciiTheme="minorHAnsi" w:cstheme="minorBidi" w:eastAsiaTheme="minorEastAsia" w:hAnsiTheme="minorHAnsi"/>
         <w:sz w:val="24"/>
         <w:szCs w:val="24"/>
-        <w:lang w:bidi="ar-SA" w:eastAsia="en-US" w:val="en-US"/>
+        <w:lang w:bidi="ar-SA" w:eastAsia="zh-CN" w:val="en-US"/>
       </w:rPr>
     </w:rPrDefault>
     <w:pPrDefault>
@@ -1376,13 +1376,6 @@
       </w:tblCellMar>
     </w:tblPr>
     <w:tblStylePr w:type="firstRow">
-      <w:tblPr>
-        <w:jc w:val="left"/>
-        <w:tblInd w:type="dxa" w:w="0"/>
-      </w:tblPr>
-      <w:trPr>
-        <w:jc w:val="left"/>
-      </w:trPr>
       <w:tcPr>
         <w:tcBorders>
           <w:bottom w:val="single"/>
